--- a/Docs/Quest 1 Outline - Grandpas Farm.docx
+++ b/Docs/Quest 1 Outline - Grandpas Farm.docx
@@ -9,22 +9,6 @@
           <w:bCs/>
         </w:rPr>
       </w:pPr>
-    </w:p>
-    <w:p>
-      <w:pPr>
-        <w:rPr>
-          <w:b/>
-          <w:bCs/>
-        </w:rPr>
-      </w:pPr>
-    </w:p>
-    <w:p>
-      <w:pPr>
-        <w:rPr>
-          <w:b/>
-          <w:bCs/>
-        </w:rPr>
-      </w:pPr>
       <w:r>
         <w:rPr>
           <w:b/>
@@ -152,7 +136,7 @@
     <w:p>
       <w:r>
         <w:pict w14:anchorId="61C2B751">
-          <v:rect id="_x0000_i1097" style="width:0;height:1.5pt" o:hralign="center" o:hrstd="t" o:hr="t" fillcolor="#a0a0a0" stroked="f"/>
+          <v:rect id="_x0000_i1025" style="width:0;height:1.5pt" o:hralign="center" o:hrstd="t" o:hr="t" fillcolor="#a0a0a0" stroked="f"/>
         </w:pict>
       </w:r>
     </w:p>
@@ -178,14 +162,6 @@
           <w:bCs/>
         </w:rPr>
       </w:pPr>
-    </w:p>
-    <w:p>
-      <w:pPr>
-        <w:rPr>
-          <w:b/>
-          <w:bCs/>
-        </w:rPr>
-      </w:pPr>
       <w:r>
         <w:rPr>
           <w:b/>
@@ -250,49 +226,33 @@
     </w:p>
     <w:p>
       <w:r>
+        <w:t>"Well..."</w:t>
+      </w:r>
+    </w:p>
+    <w:p>
+      <w:r>
+        <w:t>"No turning back now."</w:t>
+      </w:r>
+    </w:p>
+    <w:p>
+      <w:r>
+        <w:t>A quest appears:</w:t>
+      </w:r>
+    </w:p>
+    <w:p>
+      <w:r>
+        <w:rPr>
+          <w:b/>
+          <w:bCs/>
+        </w:rPr>
         <w:lastRenderedPageBreak/>
-        <w:t>"Well..."</w:t>
-      </w:r>
-    </w:p>
-    <w:p>
-      <w:r>
-        <w:t>"No turning back now."</w:t>
-      </w:r>
-    </w:p>
-    <w:p>
-      <w:r>
-        <w:t>A quest appears:</w:t>
-      </w:r>
-    </w:p>
-    <w:p>
-      <w:r>
-        <w:rPr>
-          <w:b/>
-          <w:bCs/>
-        </w:rPr>
-        <w:t xml:space="preserve">Follow the trail to </w:t>
-      </w:r>
-      <w:proofErr w:type="spellStart"/>
-      <w:r>
-        <w:rPr>
-          <w:b/>
-          <w:bCs/>
-        </w:rPr>
-        <w:t>Briarwake</w:t>
-      </w:r>
-      <w:proofErr w:type="spellEnd"/>
-      <w:r>
-        <w:rPr>
-          <w:b/>
-          <w:bCs/>
-        </w:rPr>
-        <w:t xml:space="preserve"> Farm</w:t>
+        <w:t>Follow the trail to Briarwake Farm</w:t>
       </w:r>
     </w:p>
     <w:p>
       <w:r>
         <w:pict w14:anchorId="78031DEC">
-          <v:rect id="_x0000_i1319" style="width:0;height:1.5pt" o:hralign="center" o:hrstd="t" o:hr="t" fillcolor="#a0a0a0" stroked="f"/>
+          <v:rect id="_x0000_i1026" style="width:0;height:1.5pt" o:hralign="center" o:hrstd="t" o:hr="t" fillcolor="#a0a0a0" stroked="f"/>
         </w:pict>
       </w:r>
     </w:p>
@@ -353,7 +313,7 @@
     <w:p>
       <w:r>
         <w:pict w14:anchorId="2A9FE6B7">
-          <v:rect id="_x0000_i1320" style="width:0;height:1.5pt" o:hralign="center" o:hrstd="t" o:hr="t" fillcolor="#a0a0a0" stroked="f"/>
+          <v:rect id="_x0000_i1027" style="width:0;height:1.5pt" o:hralign="center" o:hrstd="t" o:hr="t" fillcolor="#a0a0a0" stroked="f"/>
         </w:pict>
       </w:r>
     </w:p>
@@ -424,7 +384,7 @@
     <w:p>
       <w:r>
         <w:pict w14:anchorId="5362B73F">
-          <v:rect id="_x0000_i1321" style="width:0;height:1.5pt" o:hralign="center" o:hrstd="t" o:hr="t" fillcolor="#a0a0a0" stroked="f"/>
+          <v:rect id="_x0000_i1028" style="width:0;height:1.5pt" o:hralign="center" o:hrstd="t" o:hr="t" fillcolor="#a0a0a0" stroked="f"/>
         </w:pict>
       </w:r>
     </w:p>
@@ -445,8 +405,89 @@
     </w:p>
     <w:p>
       <w:r>
+        <w:t>The player reaches a small bridge crossing a creek.</w:t>
+      </w:r>
+    </w:p>
+    <w:p>
+      <w:r>
+        <w:rPr>
+          <w:b/>
+          <w:bCs/>
+        </w:rPr>
+        <w:t>Protagonist</w:t>
+      </w:r>
+    </w:p>
+    <w:p>
+      <w:r>
+        <w:t>"Still can't believe he left me the farm."</w:t>
+      </w:r>
+    </w:p>
+    <w:p>
+      <w:r>
         <w:lastRenderedPageBreak/>
-        <w:t>The player reaches a small bridge crossing a creek.</w:t>
+        <w:t>Pause.</w:t>
+      </w:r>
+    </w:p>
+    <w:p>
+      <w:r>
+        <w:t>"Not the house."</w:t>
+      </w:r>
+    </w:p>
+    <w:p>
+      <w:r>
+        <w:t>"Not his savings."</w:t>
+      </w:r>
+    </w:p>
+    <w:p>
+      <w:r>
+        <w:t>"Not the truck."</w:t>
+      </w:r>
+    </w:p>
+    <w:p>
+      <w:r>
+        <w:t>Small laugh.</w:t>
+      </w:r>
+    </w:p>
+    <w:p>
+      <w:r>
+        <w:t>"The farm."</w:t>
+      </w:r>
+    </w:p>
+    <w:p>
+      <w:r>
+        <w:pict w14:anchorId="0D1CD1A5">
+          <v:rect id="_x0000_i1029" style="width:0;height:1.5pt" o:hralign="center" o:hrstd="t" o:hr="t" fillcolor="#a0a0a0" stroked="f"/>
+        </w:pict>
+      </w:r>
+    </w:p>
+    <w:p>
+      <w:pPr>
+        <w:rPr>
+          <w:b/>
+          <w:bCs/>
+        </w:rPr>
+      </w:pPr>
+      <w:r>
+        <w:rPr>
+          <w:b/>
+          <w:bCs/>
+        </w:rPr>
+        <w:t>0:40 - First Strange Hint</w:t>
+      </w:r>
+    </w:p>
+    <w:p>
+      <w:r>
+        <w:t>The player notices roots growing through the path.</w:t>
+      </w:r>
+    </w:p>
+    <w:p>
+      <w:r>
+        <w:t>Birds suddenly stop chirping.</w:t>
+      </w:r>
+    </w:p>
+    <w:p>
+      <w:r>
+        <w:t>Just for a moment.</w:t>
       </w:r>
     </w:p>
     <w:p>
@@ -460,15 +501,7 @@
     </w:p>
     <w:p>
       <w:r>
-        <w:t xml:space="preserve">"Still can't believe he left </w:t>
-      </w:r>
-      <w:proofErr w:type="gramStart"/>
-      <w:r>
-        <w:t>me</w:t>
-      </w:r>
-      <w:proofErr w:type="gramEnd"/>
-      <w:r>
-        <w:t xml:space="preserve"> the farm."</w:t>
+        <w:t>"The lawyer said he left instructions."</w:t>
       </w:r>
     </w:p>
     <w:p>
@@ -478,33 +511,28 @@
     </w:p>
     <w:p>
       <w:r>
-        <w:t>"Not the house."</w:t>
-      </w:r>
-    </w:p>
-    <w:p>
-      <w:r>
-        <w:t>"Not his savings."</w:t>
-      </w:r>
-    </w:p>
-    <w:p>
-      <w:r>
-        <w:t>"Not the truck."</w:t>
-      </w:r>
-    </w:p>
-    <w:p>
-      <w:r>
-        <w:t>Small laugh.</w:t>
-      </w:r>
-    </w:p>
-    <w:p>
-      <w:r>
-        <w:t>"The farm."</w:t>
-      </w:r>
-    </w:p>
-    <w:p>
-      <w:r>
-        <w:pict w14:anchorId="0D1CD1A5">
-          <v:rect id="_x0000_i1322" style="width:0;height:1.5pt" o:hralign="center" o:hrstd="t" o:hr="t" fillcolor="#a0a0a0" stroked="f"/>
+        <w:t>"A lot of instructions."</w:t>
+      </w:r>
+    </w:p>
+    <w:p>
+      <w:r>
+        <w:t>Pause.</w:t>
+      </w:r>
+    </w:p>
+    <w:p>
+      <w:r>
+        <w:t>"Actually..."</w:t>
+      </w:r>
+    </w:p>
+    <w:p>
+      <w:r>
+        <w:t>"A weird amount of instructions."</w:t>
+      </w:r>
+    </w:p>
+    <w:p>
+      <w:r>
+        <w:pict w14:anchorId="25A34DAE">
+          <v:rect id="_x0000_i1030" style="width:0;height:1.5pt" o:hralign="center" o:hrstd="t" o:hr="t" fillcolor="#a0a0a0" stroked="f"/>
         </w:pict>
       </w:r>
     </w:p>
@@ -520,30 +548,22 @@
           <w:b/>
           <w:bCs/>
         </w:rPr>
-        <w:t>0:40 - First Strange Hint</w:t>
-      </w:r>
-    </w:p>
-    <w:p>
-      <w:r>
-        <w:t xml:space="preserve">The player notices roots growing </w:t>
-      </w:r>
-      <w:proofErr w:type="gramStart"/>
-      <w:r>
-        <w:t>through</w:t>
-      </w:r>
-      <w:proofErr w:type="gramEnd"/>
-      <w:r>
-        <w:t xml:space="preserve"> the path.</w:t>
-      </w:r>
-    </w:p>
-    <w:p>
-      <w:r>
-        <w:t>Birds suddenly stop chirping.</w:t>
-      </w:r>
-    </w:p>
-    <w:p>
-      <w:r>
-        <w:t>Just for a moment.</w:t>
+        <w:t>0:50 - Grandpa Memory</w:t>
+      </w:r>
+    </w:p>
+    <w:p>
+      <w:r>
+        <w:t>The player passes a huge old tree.</w:t>
+      </w:r>
+    </w:p>
+    <w:p>
+      <w:r>
+        <w:t>Not the main tree.</w:t>
+      </w:r>
+    </w:p>
+    <w:p>
+      <w:r>
+        <w:t>Just another ancient oak.</w:t>
       </w:r>
     </w:p>
     <w:p>
@@ -557,7 +577,7 @@
     </w:p>
     <w:p>
       <w:r>
-        <w:t>"The lawyer said he left instructions."</w:t>
+        <w:t>"He used to tell me every tree had a name."</w:t>
       </w:r>
     </w:p>
     <w:p>
@@ -567,7 +587,236 @@
     </w:p>
     <w:p>
       <w:r>
-        <w:t>"A lot of instructions."</w:t>
+        <w:lastRenderedPageBreak/>
+        <w:t>"And that they talked to each other."</w:t>
+      </w:r>
+    </w:p>
+    <w:p>
+      <w:r>
+        <w:t>Small chuckle.</w:t>
+      </w:r>
+    </w:p>
+    <w:p>
+      <w:r>
+        <w:t>"I spent years believing that."</w:t>
+      </w:r>
+    </w:p>
+    <w:p>
+      <w:r>
+        <w:pict w14:anchorId="04E7E288">
+          <v:rect id="_x0000_i1031" style="width:0;height:1.5pt" o:hralign="center" o:hrstd="t" o:hr="t" fillcolor="#a0a0a0" stroked="f"/>
+        </w:pict>
+      </w:r>
+    </w:p>
+    <w:p>
+      <w:pPr>
+        <w:rPr>
+          <w:b/>
+          <w:bCs/>
+        </w:rPr>
+      </w:pPr>
+      <w:r>
+        <w:rPr>
+          <w:b/>
+          <w:bCs/>
+        </w:rPr>
+        <w:t>1:00 - Emotional Beat</w:t>
+      </w:r>
+    </w:p>
+    <w:p>
+      <w:r>
+        <w:t>The trail begins opening up.</w:t>
+      </w:r>
+    </w:p>
+    <w:p>
+      <w:r>
+        <w:t>The farm is not visible yet.</w:t>
+      </w:r>
+    </w:p>
+    <w:p>
+      <w:r>
+        <w:rPr>
+          <w:b/>
+          <w:bCs/>
+        </w:rPr>
+        <w:t>Protagonist</w:t>
+      </w:r>
+    </w:p>
+    <w:p>
+      <w:r>
+        <w:t>"You know..."</w:t>
+      </w:r>
+    </w:p>
+    <w:p>
+      <w:r>
+        <w:t>"I should've visited."</w:t>
+      </w:r>
+    </w:p>
+    <w:p>
+      <w:r>
+        <w:t>Long pause.</w:t>
+      </w:r>
+    </w:p>
+    <w:p>
+      <w:r>
+        <w:t>"Sorry, Grandpa."</w:t>
+      </w:r>
+    </w:p>
+    <w:p>
+      <w:r>
+        <w:t>No music.</w:t>
+      </w:r>
+    </w:p>
+    <w:p>
+      <w:r>
+        <w:t>Just wind.</w:t>
+      </w:r>
+    </w:p>
+    <w:p>
+      <w:r>
+        <w:pict w14:anchorId="4EEA3879">
+          <v:rect id="_x0000_i1032" style="width:0;height:1.5pt" o:hralign="center" o:hrstd="t" o:hr="t" fillcolor="#a0a0a0" stroked="f"/>
+        </w:pict>
+      </w:r>
+    </w:p>
+    <w:p>
+      <w:pPr>
+        <w:rPr>
+          <w:b/>
+          <w:bCs/>
+        </w:rPr>
+      </w:pPr>
+      <w:r>
+        <w:rPr>
+          <w:b/>
+          <w:bCs/>
+        </w:rPr>
+        <w:t>1:15 - The Letter</w:t>
+      </w:r>
+    </w:p>
+    <w:p>
+      <w:r>
+        <w:t>The player automatically pulls out Grandpa's final letter.</w:t>
+      </w:r>
+    </w:p>
+    <w:p>
+      <w:r>
+        <w:t>No menu.</w:t>
+      </w:r>
+    </w:p>
+    <w:p>
+      <w:r>
+        <w:t>Just a brief look while walking.</w:t>
+      </w:r>
+    </w:p>
+    <w:p>
+      <w:r>
+        <w:rPr>
+          <w:b/>
+          <w:bCs/>
+        </w:rPr>
+        <w:t>Grandpa's Letter</w:t>
+      </w:r>
+    </w:p>
+    <w:p>
+      <w:r>
+        <w:t>"My little sprout,</w:t>
+      </w:r>
+    </w:p>
+    <w:p>
+      <w:r>
+        <w:t>If you ever come back to the farm, walk the old path.</w:t>
+      </w:r>
+    </w:p>
+    <w:p>
+      <w:r>
+        <w:t>The long way.</w:t>
+      </w:r>
+    </w:p>
+    <w:p>
+      <w:r>
+        <w:t>The land likes to be remembered."</w:t>
+      </w:r>
+    </w:p>
+    <w:p>
+      <w:r>
+        <w:t>The player lowers the letter.</w:t>
+      </w:r>
+    </w:p>
+    <w:p>
+      <w:r>
+        <w:rPr>
+          <w:b/>
+          <w:bCs/>
+        </w:rPr>
+        <w:t>Protagonist</w:t>
+      </w:r>
+    </w:p>
+    <w:p>
+      <w:r>
+        <w:lastRenderedPageBreak/>
+        <w:t>"Land likes to be remembered..."</w:t>
+      </w:r>
+    </w:p>
+    <w:p>
+      <w:r>
+        <w:t>"That sounds like something you'd say."</w:t>
+      </w:r>
+    </w:p>
+    <w:p>
+      <w:r>
+        <w:pict w14:anchorId="0A855539">
+          <v:rect id="_x0000_i1033" style="width:0;height:1.5pt" o:hralign="center" o:hrstd="t" o:hr="t" fillcolor="#a0a0a0" stroked="f"/>
+        </w:pict>
+      </w:r>
+    </w:p>
+    <w:p>
+      <w:pPr>
+        <w:rPr>
+          <w:b/>
+          <w:bCs/>
+        </w:rPr>
+      </w:pPr>
+      <w:r>
+        <w:rPr>
+          <w:b/>
+          <w:bCs/>
+        </w:rPr>
+        <w:t>1:30 - First Unsettling Moment</w:t>
+      </w:r>
+    </w:p>
+    <w:p>
+      <w:r>
+        <w:t>The player notices something strange.</w:t>
+      </w:r>
+    </w:p>
+    <w:p>
+      <w:r>
+        <w:t>Flowers along the path seem to slowly turn toward them.</w:t>
+      </w:r>
+    </w:p>
+    <w:p>
+      <w:r>
+        <w:t>Subtle.</w:t>
+      </w:r>
+    </w:p>
+    <w:p>
+      <w:r>
+        <w:t>Most players won't even notice.</w:t>
+      </w:r>
+    </w:p>
+    <w:p>
+      <w:r>
+        <w:rPr>
+          <w:b/>
+          <w:bCs/>
+        </w:rPr>
+        <w:t>Protagonist</w:t>
+      </w:r>
+    </w:p>
+    <w:p>
+      <w:r>
+        <w:t>"Huh."</w:t>
       </w:r>
     </w:p>
     <w:p>
@@ -577,26 +826,23 @@
     </w:p>
     <w:p>
       <w:r>
-        <w:t>"Actually..."</w:t>
-      </w:r>
-    </w:p>
-    <w:p>
-      <w:r>
-        <w:t xml:space="preserve">"A weird </w:t>
-      </w:r>
-      <w:proofErr w:type="gramStart"/>
-      <w:r>
-        <w:t>amount</w:t>
-      </w:r>
-      <w:proofErr w:type="gramEnd"/>
-      <w:r>
-        <w:t xml:space="preserve"> of instructions."</w:t>
-      </w:r>
-    </w:p>
-    <w:p>
-      <w:r>
-        <w:pict w14:anchorId="25A34DAE">
-          <v:rect id="_x0000_i1323" style="width:0;height:1.5pt" o:hralign="center" o:hrstd="t" o:hr="t" fillcolor="#a0a0a0" stroked="f"/>
+        <w:t>"Weird."</w:t>
+      </w:r>
+    </w:p>
+    <w:p>
+      <w:r>
+        <w:t>And she keeps walking.</w:t>
+      </w:r>
+    </w:p>
+    <w:p>
+      <w:r>
+        <w:t>No explanation.</w:t>
+      </w:r>
+    </w:p>
+    <w:p>
+      <w:r>
+        <w:pict w14:anchorId="38232853">
+          <v:rect id="_x0000_i1034" style="width:0;height:1.5pt" o:hralign="center" o:hrstd="t" o:hr="t" fillcolor="#a0a0a0" stroked="f"/>
         </w:pict>
       </w:r>
     </w:p>
@@ -612,37 +858,191 @@
           <w:b/>
           <w:bCs/>
         </w:rPr>
-        <w:t>0:50 - Grandpa Memory</w:t>
-      </w:r>
-    </w:p>
-    <w:p>
-      <w:r>
-        <w:t>The player passes a huge old tree.</w:t>
-      </w:r>
-    </w:p>
-    <w:p>
-      <w:r>
-        <w:t>Not the main tree.</w:t>
-      </w:r>
-    </w:p>
-    <w:p>
-      <w:r>
-        <w:t>Just another ancient oak.</w:t>
-      </w:r>
-    </w:p>
-    <w:p>
-      <w:r>
-        <w:rPr>
-          <w:b/>
-          <w:bCs/>
-        </w:rPr>
+        <w:t>1:45 - Clearing Ahead</w:t>
+      </w:r>
+    </w:p>
+    <w:p>
+      <w:r>
+        <w:t>The trees begin thinning.</w:t>
+      </w:r>
+    </w:p>
+    <w:p>
+      <w:r>
+        <w:t>Sunlight appears.</w:t>
+      </w:r>
+    </w:p>
+    <w:p>
+      <w:r>
+        <w:t>Music starts for the first time.</w:t>
+      </w:r>
+    </w:p>
+    <w:p>
+      <w:r>
+        <w:t>Soft acoustic guitar.</w:t>
+      </w:r>
+    </w:p>
+    <w:p>
+      <w:r>
+        <w:t>Piano.</w:t>
+      </w:r>
+    </w:p>
+    <w:p>
+      <w:r>
+        <w:t>Something warm.</w:t>
+      </w:r>
+    </w:p>
+    <w:p>
+      <w:r>
+        <w:t>Something lonely.</w:t>
+      </w:r>
+    </w:p>
+    <w:p>
+      <w:r>
+        <w:rPr>
+          <w:b/>
+          <w:bCs/>
+        </w:rPr>
+        <w:t>Protagonist</w:t>
+      </w:r>
+    </w:p>
+    <w:p>
+      <w:r>
+        <w:t>"Okay."</w:t>
+      </w:r>
+    </w:p>
+    <w:p>
+      <w:r>
+        <w:t>Deep breath.</w:t>
+      </w:r>
+    </w:p>
+    <w:p>
+      <w:r>
         <w:lastRenderedPageBreak/>
+        <w:t>"Let's see what you left me."</w:t>
+      </w:r>
+    </w:p>
+    <w:p>
+      <w:r>
+        <w:pict w14:anchorId="37CECFF8">
+          <v:rect id="_x0000_i1035" style="width:0;height:1.5pt" o:hralign="center" o:hrstd="t" o:hr="t" fillcolor="#a0a0a0" stroked="f"/>
+        </w:pict>
+      </w:r>
+    </w:p>
+    <w:p>
+      <w:pPr>
+        <w:rPr>
+          <w:b/>
+          <w:bCs/>
+        </w:rPr>
+      </w:pPr>
+      <w:r>
+        <w:rPr>
+          <w:b/>
+          <w:bCs/>
+        </w:rPr>
+        <w:t>2:00 - First View of the Farm</w:t>
+      </w:r>
+    </w:p>
+    <w:p>
+      <w:r>
+        <w:t>The player reaches the clearing.</w:t>
+      </w:r>
+    </w:p>
+    <w:p>
+      <w:r>
+        <w:t>Camera pulls back.</w:t>
+      </w:r>
+    </w:p>
+    <w:p>
+      <w:r>
+        <w:t>The farm is revealed.</w:t>
+      </w:r>
+    </w:p>
+    <w:p>
+      <w:r>
+        <w:t>The farmhouse.</w:t>
+      </w:r>
+    </w:p>
+    <w:p>
+      <w:r>
+        <w:t>The shed.</w:t>
+      </w:r>
+    </w:p>
+    <w:p>
+      <w:r>
+        <w:t>The fields.</w:t>
+      </w:r>
+    </w:p>
+    <w:p>
+      <w:r>
+        <w:t>The giant</w:t>
+      </w:r>
+      <w:r>
+        <w:t>,</w:t>
+      </w:r>
+      <w:r>
+        <w:t xml:space="preserve"> dead-looking tree.</w:t>
+      </w:r>
+    </w:p>
+    <w:p>
+      <w:r>
+        <w:t>The mailbox.</w:t>
+      </w:r>
+    </w:p>
+    <w:p>
+      <w:r>
+        <w:t>Everything from the concept art.</w:t>
+      </w:r>
+    </w:p>
+    <w:p>
+      <w:r>
+        <w:t>The player loses movement control for a few seconds.</w:t>
+      </w:r>
+    </w:p>
+    <w:p>
+      <w:r>
+        <w:pict w14:anchorId="140D3271">
+          <v:rect id="_x0000_i1036" style="width:0;height:1.5pt" o:hralign="center" o:hrstd="t" o:hr="t" fillcolor="#a0a0a0" stroked="f"/>
+        </w:pict>
+      </w:r>
+    </w:p>
+    <w:p>
+      <w:pPr>
+        <w:rPr>
+          <w:b/>
+          <w:bCs/>
+        </w:rPr>
+      </w:pPr>
+      <w:r>
+        <w:rPr>
+          <w:b/>
+          <w:bCs/>
+        </w:rPr>
+        <w:t>Farm Reveal Dialogue</w:t>
+      </w:r>
+    </w:p>
+    <w:p>
+      <w:r>
+        <w:rPr>
+          <w:b/>
+          <w:bCs/>
+        </w:rPr>
         <w:t>Protagonist</w:t>
       </w:r>
     </w:p>
     <w:p>
       <w:r>
-        <w:t>"He used to tell me every tree had a name."</w:t>
+        <w:t>"...wow."</w:t>
+      </w:r>
+    </w:p>
+    <w:p>
+      <w:r>
+        <w:t>Long pause.</w:t>
+      </w:r>
+    </w:p>
+    <w:p>
+      <w:r>
+        <w:t>"This place is a disaster."</w:t>
       </w:r>
     </w:p>
     <w:p>
@@ -652,472 +1052,6 @@
     </w:p>
     <w:p>
       <w:r>
-        <w:t>"And that they talked to each other."</w:t>
-      </w:r>
-    </w:p>
-    <w:p>
-      <w:r>
-        <w:t>Small chuckle.</w:t>
-      </w:r>
-    </w:p>
-    <w:p>
-      <w:r>
-        <w:t>"I spent years believing that."</w:t>
-      </w:r>
-    </w:p>
-    <w:p>
-      <w:r>
-        <w:pict w14:anchorId="04E7E288">
-          <v:rect id="_x0000_i1324" style="width:0;height:1.5pt" o:hralign="center" o:hrstd="t" o:hr="t" fillcolor="#a0a0a0" stroked="f"/>
-        </w:pict>
-      </w:r>
-    </w:p>
-    <w:p>
-      <w:pPr>
-        <w:rPr>
-          <w:b/>
-          <w:bCs/>
-        </w:rPr>
-      </w:pPr>
-      <w:r>
-        <w:rPr>
-          <w:b/>
-          <w:bCs/>
-        </w:rPr>
-        <w:t>1:00 - Emotional Beat</w:t>
-      </w:r>
-    </w:p>
-    <w:p>
-      <w:r>
-        <w:t xml:space="preserve">The trail begins </w:t>
-      </w:r>
-      <w:proofErr w:type="gramStart"/>
-      <w:r>
-        <w:t>opening up</w:t>
-      </w:r>
-      <w:proofErr w:type="gramEnd"/>
-      <w:r>
-        <w:t>.</w:t>
-      </w:r>
-    </w:p>
-    <w:p>
-      <w:r>
-        <w:t>The farm is not visible yet.</w:t>
-      </w:r>
-    </w:p>
-    <w:p>
-      <w:r>
-        <w:rPr>
-          <w:b/>
-          <w:bCs/>
-        </w:rPr>
-        <w:t>Protagonist</w:t>
-      </w:r>
-    </w:p>
-    <w:p>
-      <w:r>
-        <w:t>"You know..."</w:t>
-      </w:r>
-    </w:p>
-    <w:p>
-      <w:r>
-        <w:t>"I should've visited."</w:t>
-      </w:r>
-    </w:p>
-    <w:p>
-      <w:r>
-        <w:t>Long pause.</w:t>
-      </w:r>
-    </w:p>
-    <w:p>
-      <w:r>
-        <w:t>"Sorry, Grandpa."</w:t>
-      </w:r>
-    </w:p>
-    <w:p>
-      <w:r>
-        <w:t>No music.</w:t>
-      </w:r>
-    </w:p>
-    <w:p>
-      <w:r>
-        <w:t>Just wind.</w:t>
-      </w:r>
-    </w:p>
-    <w:p>
-      <w:r>
-        <w:pict w14:anchorId="4EEA3879">
-          <v:rect id="_x0000_i1325" style="width:0;height:1.5pt" o:hralign="center" o:hrstd="t" o:hr="t" fillcolor="#a0a0a0" stroked="f"/>
-        </w:pict>
-      </w:r>
-    </w:p>
-    <w:p>
-      <w:pPr>
-        <w:rPr>
-          <w:b/>
-          <w:bCs/>
-        </w:rPr>
-      </w:pPr>
-      <w:r>
-        <w:rPr>
-          <w:b/>
-          <w:bCs/>
-        </w:rPr>
-        <w:t>1:15 - The Letter</w:t>
-      </w:r>
-    </w:p>
-    <w:p>
-      <w:r>
-        <w:t>The player automatically pulls out Grandpa's final letter.</w:t>
-      </w:r>
-    </w:p>
-    <w:p>
-      <w:r>
-        <w:t>No menu.</w:t>
-      </w:r>
-    </w:p>
-    <w:p>
-      <w:r>
-        <w:t>Just a brief look while walking.</w:t>
-      </w:r>
-    </w:p>
-    <w:p>
-      <w:r>
-        <w:rPr>
-          <w:b/>
-          <w:bCs/>
-        </w:rPr>
-        <w:t>Grandpa's Letter</w:t>
-      </w:r>
-    </w:p>
-    <w:p>
-      <w:r>
-        <w:t>"My little sprout,</w:t>
-      </w:r>
-    </w:p>
-    <w:p>
-      <w:r>
-        <w:t>If you ever come back to the farm, walk the old path.</w:t>
-      </w:r>
-    </w:p>
-    <w:p>
-      <w:r>
-        <w:t>The long way.</w:t>
-      </w:r>
-    </w:p>
-    <w:p>
-      <w:r>
-        <w:lastRenderedPageBreak/>
-        <w:t>The land likes to be remembered."</w:t>
-      </w:r>
-    </w:p>
-    <w:p>
-      <w:r>
-        <w:t>The player lowers the letter.</w:t>
-      </w:r>
-    </w:p>
-    <w:p>
-      <w:r>
-        <w:rPr>
-          <w:b/>
-          <w:bCs/>
-        </w:rPr>
-        <w:t>Protagonist</w:t>
-      </w:r>
-    </w:p>
-    <w:p>
-      <w:r>
-        <w:t>"Land likes to be remembered..."</w:t>
-      </w:r>
-    </w:p>
-    <w:p>
-      <w:r>
-        <w:t>"That sounds like something you'd say."</w:t>
-      </w:r>
-    </w:p>
-    <w:p>
-      <w:r>
-        <w:pict w14:anchorId="0A855539">
-          <v:rect id="_x0000_i1326" style="width:0;height:1.5pt" o:hralign="center" o:hrstd="t" o:hr="t" fillcolor="#a0a0a0" stroked="f"/>
-        </w:pict>
-      </w:r>
-    </w:p>
-    <w:p>
-      <w:pPr>
-        <w:rPr>
-          <w:b/>
-          <w:bCs/>
-        </w:rPr>
-      </w:pPr>
-      <w:r>
-        <w:rPr>
-          <w:b/>
-          <w:bCs/>
-        </w:rPr>
-        <w:t>1:30 - First Unsettling Moment</w:t>
-      </w:r>
-    </w:p>
-    <w:p>
-      <w:r>
-        <w:t>The player notices something strange.</w:t>
-      </w:r>
-    </w:p>
-    <w:p>
-      <w:r>
-        <w:t>Flowers along the path seem to slowly turn toward them.</w:t>
-      </w:r>
-    </w:p>
-    <w:p>
-      <w:r>
-        <w:t>Subtle.</w:t>
-      </w:r>
-    </w:p>
-    <w:p>
-      <w:r>
-        <w:t>Most players won't even notice.</w:t>
-      </w:r>
-    </w:p>
-    <w:p>
-      <w:r>
-        <w:rPr>
-          <w:b/>
-          <w:bCs/>
-        </w:rPr>
-        <w:t>Protagonist</w:t>
-      </w:r>
-    </w:p>
-    <w:p>
-      <w:r>
-        <w:t>"Huh."</w:t>
-      </w:r>
-    </w:p>
-    <w:p>
-      <w:r>
-        <w:t>Pause.</w:t>
-      </w:r>
-    </w:p>
-    <w:p>
-      <w:r>
-        <w:t>"Weird."</w:t>
-      </w:r>
-    </w:p>
-    <w:p>
-      <w:r>
-        <w:t>And she keeps walking.</w:t>
-      </w:r>
-    </w:p>
-    <w:p>
-      <w:r>
-        <w:t>No explanation.</w:t>
-      </w:r>
-    </w:p>
-    <w:p>
-      <w:r>
-        <w:pict w14:anchorId="38232853">
-          <v:rect id="_x0000_i1327" style="width:0;height:1.5pt" o:hralign="center" o:hrstd="t" o:hr="t" fillcolor="#a0a0a0" stroked="f"/>
-        </w:pict>
-      </w:r>
-    </w:p>
-    <w:p>
-      <w:pPr>
-        <w:rPr>
-          <w:b/>
-          <w:bCs/>
-        </w:rPr>
-      </w:pPr>
-      <w:r>
-        <w:rPr>
-          <w:b/>
-          <w:bCs/>
-        </w:rPr>
-        <w:t>1:45 - Clearing Ahead</w:t>
-      </w:r>
-    </w:p>
-    <w:p>
-      <w:r>
-        <w:t>The trees begin thinning.</w:t>
-      </w:r>
-    </w:p>
-    <w:p>
-      <w:r>
-        <w:t>Sunlight appears.</w:t>
-      </w:r>
-    </w:p>
-    <w:p>
-      <w:r>
-        <w:t>Music starts for the first time.</w:t>
-      </w:r>
-    </w:p>
-    <w:p>
-      <w:r>
-        <w:t>Soft acoustic guitar.</w:t>
-      </w:r>
-    </w:p>
-    <w:p>
-      <w:r>
-        <w:t>Piano.</w:t>
-      </w:r>
-    </w:p>
-    <w:p>
-      <w:r>
-        <w:t>Something warm.</w:t>
-      </w:r>
-    </w:p>
-    <w:p>
-      <w:r>
-        <w:t>Something lonely.</w:t>
-      </w:r>
-    </w:p>
-    <w:p>
-      <w:r>
-        <w:rPr>
-          <w:b/>
-          <w:bCs/>
-        </w:rPr>
-        <w:lastRenderedPageBreak/>
-        <w:t>Protagonist</w:t>
-      </w:r>
-    </w:p>
-    <w:p>
-      <w:r>
-        <w:t>"Okay."</w:t>
-      </w:r>
-    </w:p>
-    <w:p>
-      <w:r>
-        <w:t>Deep breath.</w:t>
-      </w:r>
-    </w:p>
-    <w:p>
-      <w:r>
-        <w:t>"Let's see what you left me."</w:t>
-      </w:r>
-    </w:p>
-    <w:p>
-      <w:r>
-        <w:pict w14:anchorId="37CECFF8">
-          <v:rect id="_x0000_i1328" style="width:0;height:1.5pt" o:hralign="center" o:hrstd="t" o:hr="t" fillcolor="#a0a0a0" stroked="f"/>
-        </w:pict>
-      </w:r>
-    </w:p>
-    <w:p>
-      <w:pPr>
-        <w:rPr>
-          <w:b/>
-          <w:bCs/>
-        </w:rPr>
-      </w:pPr>
-      <w:r>
-        <w:rPr>
-          <w:b/>
-          <w:bCs/>
-        </w:rPr>
-        <w:t>2:00 - First View of the Farm</w:t>
-      </w:r>
-    </w:p>
-    <w:p>
-      <w:r>
-        <w:t>The player reaches the clearing.</w:t>
-      </w:r>
-    </w:p>
-    <w:p>
-      <w:r>
-        <w:t>Camera pulls back.</w:t>
-      </w:r>
-    </w:p>
-    <w:p>
-      <w:r>
-        <w:t>The farm is revealed.</w:t>
-      </w:r>
-    </w:p>
-    <w:p>
-      <w:r>
-        <w:t>The farmhouse.</w:t>
-      </w:r>
-    </w:p>
-    <w:p>
-      <w:r>
-        <w:t>The shed.</w:t>
-      </w:r>
-    </w:p>
-    <w:p>
-      <w:r>
-        <w:t>The fields.</w:t>
-      </w:r>
-    </w:p>
-    <w:p>
-      <w:r>
-        <w:t>The giant dead-looking tree.</w:t>
-      </w:r>
-    </w:p>
-    <w:p>
-      <w:r>
-        <w:t>The mailbox.</w:t>
-      </w:r>
-    </w:p>
-    <w:p>
-      <w:r>
-        <w:t>Everything from the concept art.</w:t>
-      </w:r>
-    </w:p>
-    <w:p>
-      <w:r>
-        <w:t>The player loses movement control for a few seconds.</w:t>
-      </w:r>
-    </w:p>
-    <w:p>
-      <w:r>
-        <w:pict w14:anchorId="140D3271">
-          <v:rect id="_x0000_i1329" style="width:0;height:1.5pt" o:hralign="center" o:hrstd="t" o:hr="t" fillcolor="#a0a0a0" stroked="f"/>
-        </w:pict>
-      </w:r>
-    </w:p>
-    <w:p>
-      <w:pPr>
-        <w:rPr>
-          <w:b/>
-          <w:bCs/>
-        </w:rPr>
-      </w:pPr>
-      <w:r>
-        <w:rPr>
-          <w:b/>
-          <w:bCs/>
-        </w:rPr>
-        <w:t>Farm Reveal Dialogue</w:t>
-      </w:r>
-    </w:p>
-    <w:p>
-      <w:r>
-        <w:rPr>
-          <w:b/>
-          <w:bCs/>
-        </w:rPr>
-        <w:t>Protagonist</w:t>
-      </w:r>
-    </w:p>
-    <w:p>
-      <w:r>
-        <w:t>"...wow."</w:t>
-      </w:r>
-    </w:p>
-    <w:p>
-      <w:r>
-        <w:t>Long pause.</w:t>
-      </w:r>
-    </w:p>
-    <w:p>
-      <w:r>
-        <w:t>"This place is a disaster."</w:t>
-      </w:r>
-    </w:p>
-    <w:p>
-      <w:r>
-        <w:t>Pause.</w:t>
-      </w:r>
-    </w:p>
-    <w:p>
-      <w:r>
         <w:t>Small smile.</w:t>
       </w:r>
     </w:p>
@@ -1129,17 +1063,6 @@
     <w:p/>
     <w:p>
       <w:r>
-        <w:lastRenderedPageBreak/>
-        <w:t>The main character arrives at the edge of the farm with one suitcase, an old letter, and maybe a few coins. The farm is overgrown, quiet, and covered in vines. It should look abandoned but not dead.</w:t>
-      </w:r>
-    </w:p>
-    <w:p>
-      <w:r>
-        <w:t>The first thing the player sees should be:</w:t>
-      </w:r>
-    </w:p>
-    <w:p>
-      <w:r>
         <w:rPr>
           <w:b/>
           <w:bCs/>
@@ -1148,13 +1071,8 @@
       </w:r>
     </w:p>
     <w:p>
-      <w:proofErr w:type="spellStart"/>
-      <w:r>
-        <w:t>Briarwake</w:t>
-      </w:r>
-      <w:proofErr w:type="spellEnd"/>
-      <w:r>
-        <w:t xml:space="preserve"> Farm</w:t>
+      <w:r>
+        <w:t>Briarwake Farm</w:t>
       </w:r>
       <w:r>
         <w:br/>
@@ -1163,6 +1081,7 @@
     </w:p>
     <w:p>
       <w:r>
+        <w:lastRenderedPageBreak/>
         <w:t>Maybe the last name is carved underneath, showing this is family land.</w:t>
       </w:r>
     </w:p>
@@ -1240,7 +1159,7 @@
     <w:p>
       <w:r>
         <w:pict w14:anchorId="05FF7D70">
-          <v:rect id="_x0000_i1098" style="width:0;height:1.5pt" o:hralign="center" o:hrstd="t" o:hr="t" fillcolor="#a0a0a0" stroked="f"/>
+          <v:rect id="_x0000_i1037" style="width:0;height:1.5pt" o:hralign="center" o:hrstd="t" o:hr="t" fillcolor="#a0a0a0" stroked="f"/>
         </w:pict>
       </w:r>
     </w:p>
@@ -1304,21 +1223,13 @@
     </w:p>
     <w:p>
       <w:r>
-        <w:t>“</w:t>
-      </w:r>
-      <w:proofErr w:type="gramStart"/>
-      <w:r>
-        <w:t>So</w:t>
-      </w:r>
-      <w:proofErr w:type="gramEnd"/>
-      <w:r>
-        <w:t xml:space="preserve"> this is it… Grandpa’s farm.”</w:t>
+        <w:t>“So this is it… Grandpa’s farm.”</w:t>
       </w:r>
     </w:p>
     <w:p>
       <w:r>
         <w:pict w14:anchorId="357BF174">
-          <v:rect id="_x0000_i1099" style="width:0;height:1.5pt" o:hralign="center" o:hrstd="t" o:hr="t" fillcolor="#a0a0a0" stroked="f"/>
+          <v:rect id="_x0000_i1038" style="width:0;height:1.5pt" o:hralign="center" o:hrstd="t" o:hr="t" fillcolor="#a0a0a0" stroked="f"/>
         </w:pict>
       </w:r>
     </w:p>
@@ -1343,7 +1254,6 @@
           <w:b/>
           <w:bCs/>
         </w:rPr>
-        <w:lastRenderedPageBreak/>
         <w:t>Objective:</w:t>
       </w:r>
       <w:r>
@@ -1363,15 +1273,7 @@
     </w:p>
     <w:p>
       <w:r>
-        <w:t>“</w:t>
-      </w:r>
-      <w:proofErr w:type="spellStart"/>
-      <w:r>
-        <w:t>Briarwake</w:t>
-      </w:r>
-      <w:proofErr w:type="spellEnd"/>
-      <w:r>
-        <w:t xml:space="preserve"> Farm. I remember this sign being taller.”</w:t>
+        <w:t>“Briarwake Farm. I remember this sign being taller.”</w:t>
       </w:r>
     </w:p>
     <w:p>
@@ -1382,7 +1284,7 @@
     <w:p>
       <w:r>
         <w:pict w14:anchorId="6EEAB8B8">
-          <v:rect id="_x0000_i1100" style="width:0;height:1.5pt" o:hralign="center" o:hrstd="t" o:hr="t" fillcolor="#a0a0a0" stroked="f"/>
+          <v:rect id="_x0000_i1039" style="width:0;height:1.5pt" o:hralign="center" o:hrstd="t" o:hr="t" fillcolor="#a0a0a0" stroked="f"/>
         </w:pict>
       </w:r>
     </w:p>
@@ -1398,6 +1300,7 @@
           <w:b/>
           <w:bCs/>
         </w:rPr>
+        <w:lastRenderedPageBreak/>
         <w:t>Step 3: Open the mailbox</w:t>
       </w:r>
     </w:p>
@@ -1438,15 +1341,7 @@
       </w:r>
       <w:r>
         <w:br/>
-        <w:t xml:space="preserve">Start with the house. A home comes before </w:t>
-      </w:r>
-      <w:proofErr w:type="gramStart"/>
-      <w:r>
-        <w:t>a harvest</w:t>
-      </w:r>
-      <w:proofErr w:type="gramEnd"/>
-      <w:r>
-        <w:t>.</w:t>
+        <w:t>Start with the house. A home comes before a harvest.</w:t>
       </w:r>
     </w:p>
     <w:p>
@@ -1469,7 +1364,7 @@
     <w:p>
       <w:r>
         <w:pict w14:anchorId="3DBD52EB">
-          <v:rect id="_x0000_i1101" style="width:0;height:1.5pt" o:hralign="center" o:hrstd="t" o:hr="t" fillcolor="#a0a0a0" stroked="f"/>
+          <v:rect id="_x0000_i1040" style="width:0;height:1.5pt" o:hralign="center" o:hrstd="t" o:hr="t" fillcolor="#a0a0a0" stroked="f"/>
         </w:pict>
       </w:r>
     </w:p>
@@ -1524,7 +1419,7 @@
     <w:p>
       <w:r>
         <w:pict w14:anchorId="2322E6C0">
-          <v:rect id="_x0000_i1102" style="width:0;height:1.5pt" o:hralign="center" o:hrstd="t" o:hr="t" fillcolor="#a0a0a0" stroked="f"/>
+          <v:rect id="_x0000_i1041" style="width:0;height:1.5pt" o:hralign="center" o:hrstd="t" o:hr="t" fillcolor="#a0a0a0" stroked="f"/>
         </w:pict>
       </w:r>
     </w:p>
@@ -1540,7 +1435,6 @@
           <w:b/>
           <w:bCs/>
         </w:rPr>
-        <w:lastRenderedPageBreak/>
         <w:t>Step 5: Enter the farmhouse</w:t>
       </w:r>
     </w:p>
@@ -1606,6 +1500,7 @@
         </w:numPr>
       </w:pPr>
       <w:r>
+        <w:lastRenderedPageBreak/>
         <w:t xml:space="preserve">Grandpa’s old coat </w:t>
       </w:r>
     </w:p>
@@ -1639,7 +1534,7 @@
     <w:p>
       <w:r>
         <w:pict w14:anchorId="0CFB2460">
-          <v:rect id="_x0000_i1103" style="width:0;height:1.5pt" o:hralign="center" o:hrstd="t" o:hr="t" fillcolor="#a0a0a0" stroked="f"/>
+          <v:rect id="_x0000_i1042" style="width:0;height:1.5pt" o:hralign="center" o:hrstd="t" o:hr="t" fillcolor="#a0a0a0" stroked="f"/>
         </w:pict>
       </w:r>
     </w:p>
@@ -1728,21 +1623,13 @@
       </w:r>
       <w:r>
         <w:br/>
-        <w:t xml:space="preserve">Not usable </w:t>
-      </w:r>
-      <w:proofErr w:type="gramStart"/>
-      <w:r>
-        <w:t>yet, but</w:t>
-      </w:r>
-      <w:proofErr w:type="gramEnd"/>
-      <w:r>
-        <w:t xml:space="preserve"> introduces it as a save/sleep location.</w:t>
+        <w:t>Not usable yet, but introduces it as a save/sleep location.</w:t>
       </w:r>
     </w:p>
     <w:p>
       <w:r>
         <w:pict w14:anchorId="19AF3B70">
-          <v:rect id="_x0000_i1104" style="width:0;height:1.5pt" o:hralign="center" o:hrstd="t" o:hr="t" fillcolor="#a0a0a0" stroked="f"/>
+          <v:rect id="_x0000_i1043" style="width:0;height:1.5pt" o:hralign="center" o:hrstd="t" o:hr="t" fillcolor="#a0a0a0" stroked="f"/>
         </w:pict>
       </w:r>
     </w:p>
@@ -1768,7 +1655,6 @@
     </w:p>
     <w:p>
       <w:r>
-        <w:lastRenderedPageBreak/>
         <w:t>“The house is the heart.</w:t>
       </w:r>
       <w:r>
@@ -1796,7 +1682,7 @@
     <w:p>
       <w:r>
         <w:pict w14:anchorId="7287F2E1">
-          <v:rect id="_x0000_i1105" style="width:0;height:1.5pt" o:hralign="center" o:hrstd="t" o:hr="t" fillcolor="#a0a0a0" stroked="f"/>
+          <v:rect id="_x0000_i1044" style="width:0;height:1.5pt" o:hralign="center" o:hrstd="t" o:hr="t" fillcolor="#a0a0a0" stroked="f"/>
         </w:pict>
       </w:r>
     </w:p>
@@ -1812,6 +1698,7 @@
           <w:b/>
           <w:bCs/>
         </w:rPr>
+        <w:lastRenderedPageBreak/>
         <w:t>Resources Available</w:t>
       </w:r>
     </w:p>
@@ -1898,7 +1785,7 @@
     <w:p>
       <w:r>
         <w:pict w14:anchorId="647D8E9B">
-          <v:rect id="_x0000_i1106" style="width:0;height:1.5pt" o:hralign="center" o:hrstd="t" o:hr="t" fillcolor="#a0a0a0" stroked="f"/>
+          <v:rect id="_x0000_i1045" style="width:0;height:1.5pt" o:hralign="center" o:hrstd="t" o:hr="t" fillcolor="#a0a0a0" stroked="f"/>
         </w:pict>
       </w:r>
     </w:p>
@@ -1999,7 +1886,6 @@
         </w:numPr>
       </w:pPr>
       <w:r>
-        <w:lastRenderedPageBreak/>
         <w:t xml:space="preserve">Read notes </w:t>
       </w:r>
     </w:p>
@@ -2071,6 +1957,7 @@
         </w:numPr>
       </w:pPr>
       <w:r>
+        <w:lastRenderedPageBreak/>
         <w:t xml:space="preserve">Cellar </w:t>
       </w:r>
     </w:p>
@@ -2099,7 +1986,7 @@
     <w:p>
       <w:r>
         <w:pict w14:anchorId="3FD4CDAA">
-          <v:rect id="_x0000_i1107" style="width:0;height:1.5pt" o:hralign="center" o:hrstd="t" o:hr="t" fillcolor="#a0a0a0" stroked="f"/>
+          <v:rect id="_x0000_i1046" style="width:0;height:1.5pt" o:hralign="center" o:hrstd="t" o:hr="t" fillcolor="#a0a0a0" stroked="f"/>
         </w:pict>
       </w:r>
     </w:p>
@@ -2185,7 +2072,7 @@
     <w:p>
       <w:r>
         <w:pict w14:anchorId="61E2C82D">
-          <v:rect id="_x0000_i1108" style="width:0;height:1.5pt" o:hralign="center" o:hrstd="t" o:hr="t" fillcolor="#a0a0a0" stroked="f"/>
+          <v:rect id="_x0000_i1047" style="width:0;height:1.5pt" o:hralign="center" o:hrstd="t" o:hr="t" fillcolor="#a0a0a0" stroked="f"/>
         </w:pict>
       </w:r>
     </w:p>
@@ -2229,7 +2116,6 @@
     </w:p>
     <w:p>
       <w:r>
-        <w:lastRenderedPageBreak/>
         <w:t xml:space="preserve">This leads directly into the next section: </w:t>
       </w:r>
       <w:r>
